--- a/Backend/templates/CV of HunTek.docx
+++ b/Backend/templates/CV of HunTek.docx
@@ -272,7 +272,7 @@
     </w:p>
     <w:p>
       <w:pPr>
-        <w:spacing w:after="200"/>
+        <w:spacing w:after="0"/>
         <w:jc w:val="both"/>
         <w:rPr>
           <w:rFonts w:ascii="Calibri" w:hAnsi="Calibri" w:cs="Calibri"/>
@@ -985,7 +985,7 @@
     </w:p>
     <w:p>
       <w:pPr>
-        <w:spacing w:after="150"/>
+        <w:spacing w:after="0"/>
         <w:rPr>
           <w:rFonts w:ascii="Calibri" w:hAnsi="Calibri" w:cs="Calibri"/>
           <w:color w:val="000000"/>
